--- a/courts/fifth-circuit/louisiana/state/supreme-court/reply-brief/usage/OUTPUT-reply-brief.docx
+++ b/courts/fifth-circuit/louisiana/state/supreme-court/reply-brief/usage/OUTPUT-reply-brief.docx
@@ -3097,7 +3097,7 @@
         <w:t xml:space="preserve">v. Hodge. See 286 So. 3d at 1028. The district court in Hodge relied on its prior decision in Maxie to declare the non-unanimity rule unconstitutional under the Fourteenth Amendment. See id. at 1025 (</w:t>
       </w:r>
       <w:r>
-        <w:t xml:space="preserve">“The next day, without a hearing, the district court signed an order . . . declaring that the defendant is entitled to a unanimous jury verdict pursuant to the district court’s own earlier ruling in [Maxie].”</w:t>
+        <w:t xml:space="preserve">“The next day, without a hearing, the district court signed an order ⁠. ⁠. ⁠. declaring that the defendant is entitled to a unanimous jury verdict pursuant to the district court’s own earlier ruling in [Maxie].”</w:t>
       </w:r>
       <w:r>
         <w:t xml:space="preserve">). The district court’s ruling was based on Maxie alone; no evidence was considered. Therefore, the State was unable to test the credibility of Maxie’s findings in Hodge.</w:t>
@@ -3443,7 +3443,7 @@
         <w:t xml:space="preserve">§ 3 (</w:t>
       </w:r>
       <w:r>
-        <w:t xml:space="preserve">“No law shall discriminate against a person because of race . . . .”</w:t>
+        <w:t xml:space="preserve">“No law shall discriminate against a person because of race ⁠. ⁠. ⁠. ⁠.”</w:t>
       </w:r>
       <w:r>
         <w:t xml:space="preserve">); see State’s Br. at 23</w:t>
@@ -5294,19 +5294,7 @@
         <w:noBreakHyphen/>
       </w:r>
       <w:r>
-        <w:t xml:space="preserve">39, available at https://​www.​supremecourt.​gov/​DocketPDF/​18/​18</w:t>
-      </w:r>
-      <w:r>
-        <w:noBreakHyphen/>
-      </w:r>
-      <w:r>
-        <w:t xml:space="preserve">5924/​112629/​20190816150657072_18</w:t>
-      </w:r>
-      <w:r>
-        <w:noBreakHyphen/>
-      </w:r>
-      <w:r>
-        <w:t xml:space="preserve">5924%20Respondent%20BOM.​pdf.</w:t>
+        <w:t xml:space="preserve">39, available at https://​www.​supremecourt.​gov/​DocketPDF/​18/​18-⁠5924/​112629/​20190816150657072_18-⁠5924%20Respondent%20BOM.​pdf.</w:t>
       </w:r>
     </w:p>
   </w:footnote>
